--- a/Lectures/Lecture17_Mar24/The Importance and Broader Impact Ex 2 Template.docx
+++ b/Lectures/Lecture17_Mar24/The Importance and Broader Impact Ex 2 Template.docx
@@ -187,7 +187,23 @@
           <w:rFonts w:asciiTheme="majorHAnsi" w:hAnsiTheme="majorHAnsi" w:cstheme="majorHAnsi"/>
           <w:kern w:val="0"/>
         </w:rPr>
-        <w:t xml:space="preserve">] have focused on its production, with extensive experimental and theoretical constraints (Mancinelli &amp; McKay, 1988; Nna Mvondo et al., 2001; Wong et al., 2017; Summers &amp; Khare, 2007; Barth et al., 2023). </w:t>
+        <w:t xml:space="preserve">] have focused on its production, with extensive experimental and theoretical constraints (Mancinelli &amp; McKay, 1988; </w:t>
+      </w:r>
+      <w:proofErr w:type="spellStart"/>
+      <w:r>
+        <w:rPr>
+          <w:rFonts w:asciiTheme="majorHAnsi" w:hAnsiTheme="majorHAnsi" w:cstheme="majorHAnsi"/>
+          <w:kern w:val="0"/>
+        </w:rPr>
+        <w:t>Nna</w:t>
+      </w:r>
+      <w:proofErr w:type="spellEnd"/>
+      <w:r>
+        <w:rPr>
+          <w:rFonts w:asciiTheme="majorHAnsi" w:hAnsiTheme="majorHAnsi" w:cstheme="majorHAnsi"/>
+          <w:kern w:val="0"/>
+        </w:rPr>
+        <w:t xml:space="preserve"> Mvondo et al., 2001; Wong et al., 2017; Summers &amp; Khare, 2007; Barth et al., 2023). </w:t>
       </w:r>
       <w:r>
         <w:rPr>
@@ -429,7 +445,23 @@
           <w:rFonts w:asciiTheme="majorHAnsi" w:hAnsiTheme="majorHAnsi" w:cstheme="majorHAnsi"/>
           <w:kern w:val="0"/>
         </w:rPr>
-        <w:t>formed by lightning or impacts in Mars’s early atmosphere, supporting the habitability of early Mars (Stern et al., 2015, 2017; Navarro-Gonzalez et al., 2019). However, an alternate possibility is that the oxidized nitrogen was slowly deposited over gigayears by "dry" atmospheric processes on an uninhabitable early Mars (Smith et al., 2014). Determination that [NO</w:t>
+        <w:t xml:space="preserve">formed by lightning or impacts in Mars’s early atmosphere, supporting the habitability of early Mars (Stern et al., 2015, 2017; Navarro-Gonzalez et al., 2019). However, an alternate possibility is that the oxidized nitrogen was slowly deposited over </w:t>
+      </w:r>
+      <w:proofErr w:type="spellStart"/>
+      <w:r>
+        <w:rPr>
+          <w:rFonts w:asciiTheme="majorHAnsi" w:hAnsiTheme="majorHAnsi" w:cstheme="majorHAnsi"/>
+          <w:kern w:val="0"/>
+        </w:rPr>
+        <w:t>gigayears</w:t>
+      </w:r>
+      <w:proofErr w:type="spellEnd"/>
+      <w:r>
+        <w:rPr>
+          <w:rFonts w:asciiTheme="majorHAnsi" w:hAnsiTheme="majorHAnsi" w:cstheme="majorHAnsi"/>
+          <w:kern w:val="0"/>
+        </w:rPr>
+        <w:t xml:space="preserve"> by "dry" atmospheric processes on an uninhabitable early Mars (Smith et al., 2014). Determination that [NO</w:t>
       </w:r>
       <w:r>
         <w:rPr>
@@ -469,7 +501,23 @@
           <w:rFonts w:asciiTheme="majorHAnsi" w:hAnsiTheme="majorHAnsi" w:cstheme="majorHAnsi"/>
           <w:kern w:val="0"/>
         </w:rPr>
-        <w:t>] could be high would support the search for evidence of past life or prebiotic chemistry on Mars (McKay, 1997; Sasselov et al., 2020). Similarly, the search for life on exoplanets requires multimodal assessment of planetary habitability as priors (Catling et al., 2018). Determination that lightning could support prebiotically relevant [NO</w:t>
+        <w:t xml:space="preserve">] could be high would support the search for evidence of past life or prebiotic chemistry on Mars (McKay, 1997; </w:t>
+      </w:r>
+      <w:proofErr w:type="spellStart"/>
+      <w:r>
+        <w:rPr>
+          <w:rFonts w:asciiTheme="majorHAnsi" w:hAnsiTheme="majorHAnsi" w:cstheme="majorHAnsi"/>
+          <w:kern w:val="0"/>
+        </w:rPr>
+        <w:t>Sasselov</w:t>
+      </w:r>
+      <w:proofErr w:type="spellEnd"/>
+      <w:r>
+        <w:rPr>
+          <w:rFonts w:asciiTheme="majorHAnsi" w:hAnsiTheme="majorHAnsi" w:cstheme="majorHAnsi"/>
+          <w:kern w:val="0"/>
+        </w:rPr>
+        <w:t xml:space="preserve"> et al., 2020). Similarly, the search for life on exoplanets requires multimodal assessment of planetary habitability as priors (Catling et al., 2018). Determination that lightning could support prebiotically relevant [NO</w:t>
       </w:r>
       <w:r>
         <w:rPr>
@@ -553,7 +601,23 @@
           <w:rFonts w:asciiTheme="majorHAnsi" w:hAnsiTheme="majorHAnsi" w:cstheme="majorHAnsi"/>
           <w:kern w:val="0"/>
         </w:rPr>
-        <w:t>reports. Specifically, our work directly addresses the challenge to determine "What werethe sources of the molecules that became the building blocks of life?" prioritized by the</w:t>
+        <w:t xml:space="preserve">reports. Specifically, our work directly addresses the challenge to determine "What </w:t>
+      </w:r>
+      <w:proofErr w:type="spellStart"/>
+      <w:r>
+        <w:rPr>
+          <w:rFonts w:asciiTheme="majorHAnsi" w:hAnsiTheme="majorHAnsi" w:cstheme="majorHAnsi"/>
+          <w:kern w:val="0"/>
+        </w:rPr>
+        <w:t>werethe</w:t>
+      </w:r>
+      <w:proofErr w:type="spellEnd"/>
+      <w:r>
+        <w:rPr>
+          <w:rFonts w:asciiTheme="majorHAnsi" w:hAnsiTheme="majorHAnsi" w:cstheme="majorHAnsi"/>
+          <w:kern w:val="0"/>
+        </w:rPr>
+        <w:t xml:space="preserve"> sources of the molecules that became the building blocks of life?" prioritized by the</w:t>
       </w:r>
       <w:r>
         <w:rPr>
@@ -800,6 +864,173 @@
           <w:u w:val="single"/>
         </w:rPr>
         <w:t xml:space="preserve">Broader Implications </w:t>
+      </w:r>
+    </w:p>
+    <w:p>
+      <w:pPr>
+        <w:spacing w:after="0" w:line="240" w:lineRule="auto"/>
+        <w:rPr>
+          <w:rFonts w:asciiTheme="majorHAnsi" w:hAnsiTheme="majorHAnsi" w:cstheme="majorHAnsi"/>
+          <w:b/>
+          <w:bCs/>
+        </w:rPr>
+      </w:pPr>
+      <w:r>
+        <w:rPr>
+          <w:rFonts w:asciiTheme="majorHAnsi" w:hAnsiTheme="majorHAnsi" w:cstheme="majorHAnsi"/>
+          <w:b/>
+          <w:bCs/>
+        </w:rPr>
+        <w:t xml:space="preserve">There are six paragraphs in the above. Place </w:t>
+      </w:r>
+      <w:r>
+        <w:rPr>
+          <w:rFonts w:asciiTheme="majorHAnsi" w:hAnsiTheme="majorHAnsi" w:cstheme="majorHAnsi"/>
+          <w:b/>
+          <w:bCs/>
+        </w:rPr>
+        <w:t>each of the</w:t>
+      </w:r>
+      <w:r>
+        <w:rPr>
+          <w:rFonts w:asciiTheme="majorHAnsi" w:hAnsiTheme="majorHAnsi" w:cstheme="majorHAnsi"/>
+          <w:b/>
+          <w:bCs/>
+        </w:rPr>
+        <w:t xml:space="preserve"> below headings in the line above of each paragraph.</w:t>
+      </w:r>
+    </w:p>
+    <w:p>
+      <w:pPr>
+        <w:spacing w:after="0" w:line="240" w:lineRule="auto"/>
+        <w:ind w:firstLine="720"/>
+        <w:rPr>
+          <w:rFonts w:asciiTheme="majorHAnsi" w:hAnsiTheme="majorHAnsi" w:cstheme="majorHAnsi"/>
+        </w:rPr>
+      </w:pPr>
+      <w:r>
+        <w:rPr>
+          <w:rFonts w:asciiTheme="majorHAnsi" w:hAnsiTheme="majorHAnsi" w:cstheme="majorHAnsi"/>
+        </w:rPr>
+        <w:t>How the proposal relates to the funding call</w:t>
+      </w:r>
+    </w:p>
+    <w:p>
+      <w:pPr>
+        <w:spacing w:after="0" w:line="240" w:lineRule="auto"/>
+        <w:ind w:firstLine="720"/>
+        <w:rPr>
+          <w:rFonts w:asciiTheme="majorHAnsi" w:hAnsiTheme="majorHAnsi" w:cstheme="majorHAnsi"/>
+        </w:rPr>
+      </w:pPr>
+      <w:r>
+        <w:rPr>
+          <w:rFonts w:asciiTheme="majorHAnsi" w:hAnsiTheme="majorHAnsi" w:cstheme="majorHAnsi"/>
+        </w:rPr>
+        <w:t>Why Now</w:t>
+      </w:r>
+    </w:p>
+    <w:p>
+      <w:pPr>
+        <w:spacing w:after="0" w:line="240" w:lineRule="auto"/>
+        <w:ind w:firstLine="720"/>
+        <w:rPr>
+          <w:rFonts w:asciiTheme="majorHAnsi" w:hAnsiTheme="majorHAnsi" w:cstheme="majorHAnsi"/>
+        </w:rPr>
+      </w:pPr>
+      <w:r>
+        <w:rPr>
+          <w:rFonts w:asciiTheme="majorHAnsi" w:hAnsiTheme="majorHAnsi" w:cstheme="majorHAnsi"/>
+        </w:rPr>
+        <w:t>How the proposal advance</w:t>
+      </w:r>
+      <w:r>
+        <w:rPr>
+          <w:rFonts w:asciiTheme="majorHAnsi" w:hAnsiTheme="majorHAnsi" w:cstheme="majorHAnsi"/>
+        </w:rPr>
+        <w:t>s</w:t>
+      </w:r>
+      <w:r>
+        <w:rPr>
+          <w:rFonts w:asciiTheme="majorHAnsi" w:hAnsiTheme="majorHAnsi" w:cstheme="majorHAnsi"/>
+        </w:rPr>
+        <w:t xml:space="preserve"> the</w:t>
+      </w:r>
+      <w:r>
+        <w:rPr>
+          <w:rFonts w:asciiTheme="majorHAnsi" w:hAnsiTheme="majorHAnsi" w:cstheme="majorHAnsi"/>
+        </w:rPr>
+        <w:t xml:space="preserve"> subfield</w:t>
+      </w:r>
+    </w:p>
+    <w:p>
+      <w:pPr>
+        <w:spacing w:after="0" w:line="240" w:lineRule="auto"/>
+        <w:ind w:firstLine="720"/>
+        <w:rPr>
+          <w:rFonts w:asciiTheme="majorHAnsi" w:hAnsiTheme="majorHAnsi" w:cstheme="majorHAnsi"/>
+        </w:rPr>
+      </w:pPr>
+      <w:r>
+        <w:rPr>
+          <w:rFonts w:asciiTheme="majorHAnsi" w:hAnsiTheme="majorHAnsi" w:cstheme="majorHAnsi"/>
+        </w:rPr>
+        <w:t>Broader Impact to Other Subfields</w:t>
+      </w:r>
+    </w:p>
+    <w:p>
+      <w:pPr>
+        <w:spacing w:after="0" w:line="240" w:lineRule="auto"/>
+        <w:ind w:firstLine="720"/>
+        <w:rPr>
+          <w:rFonts w:asciiTheme="majorHAnsi" w:hAnsiTheme="majorHAnsi" w:cstheme="majorHAnsi"/>
+        </w:rPr>
+      </w:pPr>
+      <w:r>
+        <w:rPr>
+          <w:rFonts w:asciiTheme="majorHAnsi" w:hAnsiTheme="majorHAnsi" w:cstheme="majorHAnsi"/>
+        </w:rPr>
+        <w:t>Importance of proposal to the subfield</w:t>
+      </w:r>
+    </w:p>
+    <w:p>
+      <w:pPr>
+        <w:spacing w:after="0" w:line="240" w:lineRule="auto"/>
+        <w:ind w:firstLine="720"/>
+        <w:rPr>
+          <w:rFonts w:asciiTheme="majorHAnsi" w:hAnsiTheme="majorHAnsi" w:cstheme="majorHAnsi"/>
+        </w:rPr>
+      </w:pPr>
+      <w:r>
+        <w:rPr>
+          <w:rFonts w:asciiTheme="majorHAnsi" w:hAnsiTheme="majorHAnsi" w:cstheme="majorHAnsi"/>
+        </w:rPr>
+        <w:t>Community Products</w:t>
+      </w:r>
+    </w:p>
+    <w:p>
+      <w:pPr>
+        <w:rPr>
+          <w:rFonts w:asciiTheme="majorHAnsi" w:hAnsiTheme="majorHAnsi" w:cstheme="majorHAnsi"/>
+          <w:u w:val="single"/>
+        </w:rPr>
+      </w:pPr>
+    </w:p>
+    <w:p>
+      <w:pPr>
+        <w:rPr>
+          <w:rFonts w:asciiTheme="majorHAnsi" w:hAnsiTheme="majorHAnsi" w:cstheme="majorHAnsi"/>
+          <w:b/>
+          <w:bCs/>
+        </w:rPr>
+      </w:pPr>
+      <w:r>
+        <w:rPr>
+          <w:rFonts w:asciiTheme="majorHAnsi" w:hAnsiTheme="majorHAnsi" w:cstheme="majorHAnsi"/>
+          <w:b/>
+          <w:bCs/>
+        </w:rPr>
+        <w:t xml:space="preserve">Use the above organization to answer the outline questions below. </w:t>
       </w:r>
     </w:p>
     <w:p>
@@ -901,6 +1132,7 @@
         <w:rPr>
           <w:rFonts w:asciiTheme="majorHAnsi" w:hAnsiTheme="majorHAnsi" w:cstheme="majorHAnsi"/>
         </w:rPr>
+        <w:lastRenderedPageBreak/>
         <w:t xml:space="preserve">Address/Repeat Suitability: </w:t>
       </w:r>
     </w:p>
@@ -994,7 +1226,21 @@
         <w:rPr>
           <w:rFonts w:asciiTheme="majorHAnsi" w:hAnsiTheme="majorHAnsi" w:cstheme="majorHAnsi"/>
         </w:rPr>
-        <w:t xml:space="preserve"> proposal connect to ? </w:t>
+        <w:t xml:space="preserve"> proposal connect </w:t>
+      </w:r>
+      <w:proofErr w:type="gramStart"/>
+      <w:r>
+        <w:rPr>
+          <w:rFonts w:asciiTheme="majorHAnsi" w:hAnsiTheme="majorHAnsi" w:cstheme="majorHAnsi"/>
+        </w:rPr>
+        <w:t>to ?</w:t>
+      </w:r>
+      <w:proofErr w:type="gramEnd"/>
+      <w:r>
+        <w:rPr>
+          <w:rFonts w:asciiTheme="majorHAnsi" w:hAnsiTheme="majorHAnsi" w:cstheme="majorHAnsi"/>
+        </w:rPr>
+        <w:t xml:space="preserve"> </w:t>
       </w:r>
       <w:r>
         <w:rPr>
@@ -1079,7 +1325,21 @@
         <w:rPr>
           <w:rFonts w:asciiTheme="majorHAnsi" w:hAnsiTheme="majorHAnsi" w:cstheme="majorHAnsi"/>
         </w:rPr>
-        <w:t xml:space="preserve"> are advanced by these observations (GO) or data analysis/code/simulations (AR) ? </w:t>
+        <w:t xml:space="preserve"> are advanced by these observations (GO) or data analysis/code/simulations (AR</w:t>
+      </w:r>
+      <w:proofErr w:type="gramStart"/>
+      <w:r>
+        <w:rPr>
+          <w:rFonts w:asciiTheme="majorHAnsi" w:hAnsiTheme="majorHAnsi" w:cstheme="majorHAnsi"/>
+        </w:rPr>
+        <w:t>) ?</w:t>
+      </w:r>
+      <w:proofErr w:type="gramEnd"/>
+      <w:r>
+        <w:rPr>
+          <w:rFonts w:asciiTheme="majorHAnsi" w:hAnsiTheme="majorHAnsi" w:cstheme="majorHAnsi"/>
+        </w:rPr>
+        <w:t xml:space="preserve"> </w:t>
       </w:r>
     </w:p>
     <w:p>
@@ -1091,12 +1351,14 @@
           <w:rFonts w:asciiTheme="majorHAnsi" w:hAnsiTheme="majorHAnsi" w:cstheme="majorHAnsi"/>
         </w:rPr>
       </w:pPr>
+      <w:proofErr w:type="spellStart"/>
       <w:r>
         <w:rPr>
           <w:rFonts w:asciiTheme="majorHAnsi" w:hAnsiTheme="majorHAnsi" w:cstheme="majorHAnsi"/>
         </w:rPr>
         <w:t>And/OR</w:t>
       </w:r>
+      <w:proofErr w:type="spellEnd"/>
     </w:p>
     <w:p>
       <w:pPr>

--- a/Lectures/Lecture17_Mar24/The Importance and Broader Impact Ex 2 Template.docx
+++ b/Lectures/Lecture17_Mar24/The Importance and Broader Impact Ex 2 Template.docx
@@ -155,7 +155,7 @@
           <w:sz w:val="16"/>
           <w:szCs w:val="16"/>
         </w:rPr>
-        <w:t>−X</w:t>
+        <w:t>X</w:t>
       </w:r>
       <w:r>
         <w:rPr>
@@ -340,7 +340,7 @@
           <w:sz w:val="16"/>
           <w:szCs w:val="16"/>
         </w:rPr>
-        <w:t xml:space="preserve">−X </w:t>
+        <w:t xml:space="preserve">X </w:t>
       </w:r>
       <w:r>
         <w:rPr>
@@ -438,7 +438,7 @@
           <w:sz w:val="16"/>
           <w:szCs w:val="16"/>
         </w:rPr>
-        <w:t xml:space="preserve">−3 </w:t>
+        <w:t xml:space="preserve">3 </w:t>
       </w:r>
       <w:r>
         <w:rPr>
@@ -494,7 +494,7 @@
           <w:sz w:val="16"/>
           <w:szCs w:val="16"/>
         </w:rPr>
-        <w:t>−X</w:t>
+        <w:t>X</w:t>
       </w:r>
       <w:r>
         <w:rPr>
@@ -687,7 +687,22 @@
           <w:rFonts w:asciiTheme="majorHAnsi" w:hAnsiTheme="majorHAnsi" w:cstheme="majorHAnsi"/>
           <w:kern w:val="0"/>
         </w:rPr>
-        <w:t>calls out NO−X as a priority (Hays et al., 2015). Similarly, our work addresses the strategic</w:t>
+        <w:t>calls out NO</w:t>
+      </w:r>
+      <w:r>
+        <w:rPr>
+          <w:rFonts w:asciiTheme="majorHAnsi" w:hAnsiTheme="majorHAnsi" w:cstheme="majorHAnsi"/>
+          <w:kern w:val="0"/>
+          <w:vertAlign w:val="subscript"/>
+        </w:rPr>
+        <w:t>X</w:t>
+      </w:r>
+      <w:r>
+        <w:rPr>
+          <w:rFonts w:asciiTheme="majorHAnsi" w:hAnsiTheme="majorHAnsi" w:cstheme="majorHAnsi"/>
+          <w:kern w:val="0"/>
+        </w:rPr>
+        <w:t xml:space="preserve"> as a priority (Hays et al., 2015). Similarly, our work addresses the strategic</w:t>
       </w:r>
       <w:r>
         <w:rPr>

--- a/Lectures/Lecture17_Mar24/The Importance and Broader Impact Ex 2 Template.docx
+++ b/Lectures/Lecture17_Mar24/The Importance and Broader Impact Ex 2 Template.docx
@@ -266,39 +266,7 @@
           <w:rFonts w:asciiTheme="majorHAnsi" w:hAnsiTheme="majorHAnsi" w:cstheme="majorHAnsi"/>
           <w:kern w:val="0"/>
         </w:rPr>
-        <w:t>] in prebiotic natural waters, including resolving the aphotic deep ocean for the first time. This is important because the column-integrated photolysis rate varies by an order-of-magnitude or more depending on the calculation method. Taken together, these advances will lead to orders-of-magnitude improvement in estimates of prebiotic [NO</w:t>
-      </w:r>
-      <w:r>
-        <w:rPr>
-          <w:rFonts w:asciiTheme="majorHAnsi" w:hAnsiTheme="majorHAnsi" w:cstheme="majorHAnsi"/>
-          <w:kern w:val="0"/>
-          <w:sz w:val="16"/>
-          <w:szCs w:val="16"/>
-        </w:rPr>
-        <w:t>−X</w:t>
-      </w:r>
-      <w:r>
-        <w:rPr>
-          <w:rFonts w:asciiTheme="majorHAnsi" w:hAnsiTheme="majorHAnsi" w:cstheme="majorHAnsi"/>
-          <w:kern w:val="0"/>
-        </w:rPr>
-        <w:t>]. We will particularly focus on understanding if there were any waters on early Earth which could have hosted high [NO</w:t>
-      </w:r>
-      <w:r>
-        <w:rPr>
-          <w:rFonts w:asciiTheme="majorHAnsi" w:hAnsiTheme="majorHAnsi" w:cstheme="majorHAnsi"/>
-          <w:kern w:val="0"/>
-          <w:sz w:val="16"/>
-          <w:szCs w:val="16"/>
-        </w:rPr>
-        <w:t>X</w:t>
-      </w:r>
-      <w:r>
-        <w:rPr>
-          <w:rFonts w:asciiTheme="majorHAnsi" w:hAnsiTheme="majorHAnsi" w:cstheme="majorHAnsi"/>
-          <w:kern w:val="0"/>
-        </w:rPr>
-        <w:t>] comparable to that employed in laboratory studies of prebiotic chemistry, constraining their plausibility and guiding their development, as we have done for sulfur-based prebiotic chemistry (Ranjan et al., 2018; Xu et al., 2018; Becker et al., 2019).</w:t>
+        <w:t xml:space="preserve">] in prebiotic natural waters, including resolving the aphotic deep ocean for the first time. This is important because the column-integrated photolysis rate varies by an order-of-magnitude or more depending on the calculation method. </w:t>
       </w:r>
     </w:p>
     <w:p>
@@ -322,16 +290,30 @@
         <w:rPr>
           <w:rFonts w:asciiTheme="majorHAnsi" w:hAnsiTheme="majorHAnsi" w:cstheme="majorHAnsi"/>
           <w:kern w:val="0"/>
+        </w:rPr>
+      </w:pPr>
+      <w:r>
+        <w:rPr>
+          <w:rFonts w:asciiTheme="majorHAnsi" w:hAnsiTheme="majorHAnsi" w:cstheme="majorHAnsi"/>
+          <w:kern w:val="0"/>
+        </w:rPr>
+        <w:t>Taken together, these advances will lead to orders-of-magnitude improvement in estimates of prebiotic [NO</w:t>
+      </w:r>
+      <w:r>
+        <w:rPr>
+          <w:rFonts w:asciiTheme="majorHAnsi" w:hAnsiTheme="majorHAnsi" w:cstheme="majorHAnsi"/>
+          <w:kern w:val="0"/>
           <w:sz w:val="16"/>
           <w:szCs w:val="16"/>
         </w:rPr>
-      </w:pPr>
-      <w:r>
-        <w:rPr>
-          <w:rFonts w:asciiTheme="majorHAnsi" w:hAnsiTheme="majorHAnsi" w:cstheme="majorHAnsi"/>
-          <w:kern w:val="0"/>
-        </w:rPr>
-        <w:t>This work is timely. NO</w:t>
+        <w:t>−X</w:t>
+      </w:r>
+      <w:r>
+        <w:rPr>
+          <w:rFonts w:asciiTheme="majorHAnsi" w:hAnsiTheme="majorHAnsi" w:cstheme="majorHAnsi"/>
+          <w:kern w:val="0"/>
+        </w:rPr>
+        <w:t>]. We will particularly focus on understanding if there were any waters on early Earth which could have hosted high [NO</w:t>
       </w:r>
       <w:r>
         <w:rPr>
@@ -340,14 +322,14 @@
           <w:sz w:val="16"/>
           <w:szCs w:val="16"/>
         </w:rPr>
-        <w:t xml:space="preserve">X </w:t>
-      </w:r>
-      <w:r>
-        <w:rPr>
-          <w:rFonts w:asciiTheme="majorHAnsi" w:hAnsiTheme="majorHAnsi" w:cstheme="majorHAnsi"/>
-          <w:kern w:val="0"/>
-        </w:rPr>
-        <w:t>is heavily invoked by recent breakthroughs in prebiotic chemistry,</w:t>
+        <w:t>X</w:t>
+      </w:r>
+      <w:r>
+        <w:rPr>
+          <w:rFonts w:asciiTheme="majorHAnsi" w:hAnsiTheme="majorHAnsi" w:cstheme="majorHAnsi"/>
+          <w:kern w:val="0"/>
+        </w:rPr>
+        <w:t>] comparable to that employed in laboratory studies of prebiotic chemistry, constraining their plausibility and guiding their development, as we have done for sulfur-based prebiotic chemistry (Ranjan et al., 2018; Xu et al., 2018; Becker et al., 2019).</w:t>
       </w:r>
     </w:p>
     <w:p>
@@ -361,45 +343,6 @@
           <w:kern w:val="0"/>
         </w:rPr>
       </w:pPr>
-      <w:r>
-        <w:rPr>
-          <w:rFonts w:asciiTheme="majorHAnsi" w:hAnsiTheme="majorHAnsi" w:cstheme="majorHAnsi"/>
-          <w:kern w:val="0"/>
-        </w:rPr>
-        <w:t>including the first pathways for nonenzymatic ribonucleotide synthesis (Becker et al., 2019; Xu et al., 2020). Such pathways have been sought for more than half a century, and their discovery has motivated extensive follow-up work (Hud &amp; Fialho, 2019). It is imperative to determine if NO</w:t>
-      </w:r>
-      <w:r>
-        <w:rPr>
-          <w:rFonts w:asciiTheme="majorHAnsi" w:hAnsiTheme="majorHAnsi" w:cstheme="majorHAnsi"/>
-          <w:kern w:val="0"/>
-          <w:sz w:val="16"/>
-          <w:szCs w:val="16"/>
-        </w:rPr>
-        <w:t xml:space="preserve">X </w:t>
-      </w:r>
-      <w:r>
-        <w:rPr>
-          <w:rFonts w:asciiTheme="majorHAnsi" w:hAnsiTheme="majorHAnsi" w:cstheme="majorHAnsi"/>
-          <w:kern w:val="0"/>
-        </w:rPr>
-        <w:t>was in fact available in early waters, justifying ongoing focus on downstream problems, such as the origin of the genetic code (Braun et al., 2024), or if it was absent, in which case it is necessary to consider alternate fixed nitrogen sources, and develop origin-of-life theories that are consistent with them and the planetary scenarios that enable them (e.g., NH</w:t>
-      </w:r>
-      <w:r>
-        <w:rPr>
-          <w:rFonts w:asciiTheme="majorHAnsi" w:hAnsiTheme="majorHAnsi" w:cstheme="majorHAnsi"/>
-          <w:kern w:val="0"/>
-          <w:sz w:val="16"/>
-          <w:szCs w:val="16"/>
-        </w:rPr>
-        <w:t xml:space="preserve">3 </w:t>
-      </w:r>
-      <w:r>
-        <w:rPr>
-          <w:rFonts w:asciiTheme="majorHAnsi" w:hAnsiTheme="majorHAnsi" w:cstheme="majorHAnsi"/>
-          <w:kern w:val="0"/>
-        </w:rPr>
-        <w:t>and HCN via impact synthesis; Benner et al. 2020).</w:t>
-      </w:r>
     </w:p>
     <w:p>
       <w:pPr>
@@ -410,8 +353,33 @@
         <w:rPr>
           <w:rFonts w:asciiTheme="majorHAnsi" w:hAnsiTheme="majorHAnsi" w:cstheme="majorHAnsi"/>
           <w:kern w:val="0"/>
-        </w:rPr>
-      </w:pPr>
+          <w:sz w:val="16"/>
+          <w:szCs w:val="16"/>
+        </w:rPr>
+      </w:pPr>
+      <w:r>
+        <w:rPr>
+          <w:rFonts w:asciiTheme="majorHAnsi" w:hAnsiTheme="majorHAnsi" w:cstheme="majorHAnsi"/>
+          <w:kern w:val="0"/>
+        </w:rPr>
+        <w:t>This work is timely. NO</w:t>
+      </w:r>
+      <w:r>
+        <w:rPr>
+          <w:rFonts w:asciiTheme="majorHAnsi" w:hAnsiTheme="majorHAnsi" w:cstheme="majorHAnsi"/>
+          <w:kern w:val="0"/>
+          <w:sz w:val="16"/>
+          <w:szCs w:val="16"/>
+        </w:rPr>
+        <w:t xml:space="preserve">X </w:t>
+      </w:r>
+      <w:r>
+        <w:rPr>
+          <w:rFonts w:asciiTheme="majorHAnsi" w:hAnsiTheme="majorHAnsi" w:cstheme="majorHAnsi"/>
+          <w:kern w:val="0"/>
+        </w:rPr>
+        <w:t>is heavily invoked by recent breakthroughs in prebiotic chemistry,</w:t>
+      </w:r>
     </w:p>
     <w:p>
       <w:pPr>
@@ -429,7 +397,7 @@
           <w:rFonts w:asciiTheme="majorHAnsi" w:hAnsiTheme="majorHAnsi" w:cstheme="majorHAnsi"/>
           <w:kern w:val="0"/>
         </w:rPr>
-        <w:t>While focused on prebiotic chemistry on Earth, our work will also aid evaluation of the habitability of early Mars and the search for life on exoplanets. Oxidized nitrogen species detected on Mars are generally interpreted as ancient NO</w:t>
+        <w:t>including the first pathways for nonenzymatic ribonucleotide synthesis (Becker et al., 2019; Xu et al., 2020). Such pathways have been sought for more than half a century, and their discovery has motivated extensive follow-up work (Hud &amp; Fialho, 2019). It is imperative to determine if NO</w:t>
       </w:r>
       <w:r>
         <w:rPr>
@@ -438,30 +406,14 @@
           <w:sz w:val="16"/>
           <w:szCs w:val="16"/>
         </w:rPr>
-        <w:t xml:space="preserve">3 </w:t>
-      </w:r>
-      <w:r>
-        <w:rPr>
-          <w:rFonts w:asciiTheme="majorHAnsi" w:hAnsiTheme="majorHAnsi" w:cstheme="majorHAnsi"/>
-          <w:kern w:val="0"/>
-        </w:rPr>
-        <w:t xml:space="preserve">formed by lightning or impacts in Mars’s early atmosphere, supporting the habitability of early Mars (Stern et al., 2015, 2017; Navarro-Gonzalez et al., 2019). However, an alternate possibility is that the oxidized nitrogen was slowly deposited over </w:t>
-      </w:r>
-      <w:proofErr w:type="spellStart"/>
-      <w:r>
-        <w:rPr>
-          <w:rFonts w:asciiTheme="majorHAnsi" w:hAnsiTheme="majorHAnsi" w:cstheme="majorHAnsi"/>
-          <w:kern w:val="0"/>
-        </w:rPr>
-        <w:t>gigayears</w:t>
-      </w:r>
-      <w:proofErr w:type="spellEnd"/>
-      <w:r>
-        <w:rPr>
-          <w:rFonts w:asciiTheme="majorHAnsi" w:hAnsiTheme="majorHAnsi" w:cstheme="majorHAnsi"/>
-          <w:kern w:val="0"/>
-        </w:rPr>
-        <w:t xml:space="preserve"> by "dry" atmospheric processes on an uninhabitable early Mars (Smith et al., 2014). Determination that [NO</w:t>
+        <w:t xml:space="preserve">X </w:t>
+      </w:r>
+      <w:r>
+        <w:rPr>
+          <w:rFonts w:asciiTheme="majorHAnsi" w:hAnsiTheme="majorHAnsi" w:cstheme="majorHAnsi"/>
+          <w:kern w:val="0"/>
+        </w:rPr>
+        <w:t>was in fact available in early waters, justifying ongoing focus on downstream problems, such as the origin of the genetic code (Braun et al., 2024), or if it was absent, in which case it is necessary to consider alternate fixed nitrogen sources, and develop origin-of-life theories that are consistent with them and the planetary scenarios that enable them (e.g., NH</w:t>
       </w:r>
       <w:r>
         <w:rPr>
@@ -470,6 +422,93 @@
           <w:sz w:val="16"/>
           <w:szCs w:val="16"/>
         </w:rPr>
+        <w:t xml:space="preserve">3 </w:t>
+      </w:r>
+      <w:r>
+        <w:rPr>
+          <w:rFonts w:asciiTheme="majorHAnsi" w:hAnsiTheme="majorHAnsi" w:cstheme="majorHAnsi"/>
+          <w:kern w:val="0"/>
+        </w:rPr>
+        <w:t>and HCN via impact synthesis; Benner et al. 2020).</w:t>
+      </w:r>
+    </w:p>
+    <w:p>
+      <w:pPr>
+        <w:autoSpaceDE w:val="0"/>
+        <w:autoSpaceDN w:val="0"/>
+        <w:adjustRightInd w:val="0"/>
+        <w:spacing w:after="0" w:line="240" w:lineRule="auto"/>
+        <w:rPr>
+          <w:rFonts w:asciiTheme="majorHAnsi" w:hAnsiTheme="majorHAnsi" w:cstheme="majorHAnsi"/>
+          <w:kern w:val="0"/>
+        </w:rPr>
+      </w:pPr>
+    </w:p>
+    <w:p>
+      <w:pPr>
+        <w:autoSpaceDE w:val="0"/>
+        <w:autoSpaceDN w:val="0"/>
+        <w:adjustRightInd w:val="0"/>
+        <w:spacing w:after="0" w:line="240" w:lineRule="auto"/>
+        <w:rPr>
+          <w:rFonts w:asciiTheme="majorHAnsi" w:hAnsiTheme="majorHAnsi" w:cstheme="majorHAnsi"/>
+          <w:kern w:val="0"/>
+        </w:rPr>
+      </w:pPr>
+      <w:r>
+        <w:rPr>
+          <w:rFonts w:asciiTheme="majorHAnsi" w:hAnsiTheme="majorHAnsi" w:cstheme="majorHAnsi"/>
+          <w:kern w:val="0"/>
+        </w:rPr>
+        <w:t>While focused on prebiotic chemistry on Earth, our work will also aid evaluation of the habitability of early Mars and the search for life on exoplanets. Oxidized nitrogen species detected on Mars are generally interpreted as ancient NO</w:t>
+      </w:r>
+      <w:r>
+        <w:rPr>
+          <w:rFonts w:asciiTheme="majorHAnsi" w:hAnsiTheme="majorHAnsi" w:cstheme="majorHAnsi"/>
+          <w:kern w:val="0"/>
+          <w:sz w:val="16"/>
+          <w:szCs w:val="16"/>
+        </w:rPr>
+        <w:t xml:space="preserve">3 </w:t>
+      </w:r>
+      <w:r>
+        <w:rPr>
+          <w:rFonts w:asciiTheme="majorHAnsi" w:hAnsiTheme="majorHAnsi" w:cstheme="majorHAnsi"/>
+          <w:kern w:val="0"/>
+        </w:rPr>
+        <w:t xml:space="preserve">formed by lightning or impacts in Mars’s early atmosphere, supporting the habitability of early Mars (Stern et al., 2015, 2017; Navarro-Gonzalez et al., 2019). However, an alternate possibility is that the oxidized nitrogen </w:t>
+      </w:r>
+      <w:r>
+        <w:rPr>
+          <w:rFonts w:asciiTheme="majorHAnsi" w:hAnsiTheme="majorHAnsi" w:cstheme="majorHAnsi"/>
+          <w:kern w:val="0"/>
+        </w:rPr>
+        <w:lastRenderedPageBreak/>
+        <w:t xml:space="preserve">was slowly deposited over </w:t>
+      </w:r>
+      <w:proofErr w:type="spellStart"/>
+      <w:r>
+        <w:rPr>
+          <w:rFonts w:asciiTheme="majorHAnsi" w:hAnsiTheme="majorHAnsi" w:cstheme="majorHAnsi"/>
+          <w:kern w:val="0"/>
+        </w:rPr>
+        <w:t>gigayears</w:t>
+      </w:r>
+      <w:proofErr w:type="spellEnd"/>
+      <w:r>
+        <w:rPr>
+          <w:rFonts w:asciiTheme="majorHAnsi" w:hAnsiTheme="majorHAnsi" w:cstheme="majorHAnsi"/>
+          <w:kern w:val="0"/>
+        </w:rPr>
+        <w:t xml:space="preserve"> by "dry" atmospheric processes on an uninhabitable early Mars (Smith et al., 2014). Determination that [NO</w:t>
+      </w:r>
+      <w:r>
+        <w:rPr>
+          <w:rFonts w:asciiTheme="majorHAnsi" w:hAnsiTheme="majorHAnsi" w:cstheme="majorHAnsi"/>
+          <w:kern w:val="0"/>
+          <w:sz w:val="16"/>
+          <w:szCs w:val="16"/>
+        </w:rPr>
         <w:t>X</w:t>
       </w:r>
       <w:r>
@@ -477,15 +516,7 @@
           <w:rFonts w:asciiTheme="majorHAnsi" w:hAnsiTheme="majorHAnsi" w:cstheme="majorHAnsi"/>
           <w:kern w:val="0"/>
         </w:rPr>
-        <w:t xml:space="preserve">] is always photolytically suppressed would </w:t>
-      </w:r>
-      <w:r>
-        <w:rPr>
-          <w:rFonts w:asciiTheme="majorHAnsi" w:hAnsiTheme="majorHAnsi" w:cstheme="majorHAnsi"/>
-          <w:kern w:val="0"/>
-        </w:rPr>
-        <w:lastRenderedPageBreak/>
-        <w:t>favor the latter interpretation, whereas identification of classes of natural water where [NO</w:t>
+        <w:t>] is always photolytically suppressed would favor the latter interpretation, whereas identification of classes of natural water where [NO</w:t>
       </w:r>
       <w:r>
         <w:rPr>
@@ -1096,6 +1127,7 @@
         <w:rPr>
           <w:rFonts w:asciiTheme="majorHAnsi" w:hAnsiTheme="majorHAnsi" w:cstheme="majorHAnsi"/>
         </w:rPr>
+        <w:lastRenderedPageBreak/>
         <w:t xml:space="preserve">What are the implications of the proposed products of your study to your </w:t>
       </w:r>
       <w:r>
@@ -1147,7 +1179,6 @@
         <w:rPr>
           <w:rFonts w:asciiTheme="majorHAnsi" w:hAnsiTheme="majorHAnsi" w:cstheme="majorHAnsi"/>
         </w:rPr>
-        <w:lastRenderedPageBreak/>
         <w:t xml:space="preserve">Address/Repeat Suitability: </w:t>
       </w:r>
     </w:p>
